--- a/Resources/TODO.docx
+++ b/Resources/TODO.docx
@@ -12,7 +12,7 @@
     </w:p>
     <w:p>
       <w:r>
-        <w:t>Last updated: 2026-08-25 Author: Dustin Nguyen — SMASH Research Lab, UF</w:t>
+        <w:t>Last updated: 2026-09-08 Author: Dustin Nguyen — SMASH Research Lab, UF</w:t>
       </w:r>
     </w:p>
     <w:p/>
@@ -566,7 +566,7 @@
     <w:p>
       <w:pPr/>
       <w:r>
-        <w:t>File: backend/app/data/REACTprompts.csv → notification_service._load_catalog() Status: JITAI prompt selection still runs on the raw CSV. Root cause found 2026-08-25: the CSV's Telemetry/Survey 'Trigger Condition' field is an old engineering label for where a prompt idea came from, not a delivery rule — it was never part of IRB approval. The message bank's real trigger is emotional state (anger, anxiety, stress, low mood, conflict, urge/craving). Dr. Chang confirmed: route selection by emotional state, not by Telemetry/Survey — once wired, all 26 approved messages are the correct pool, not 2.</w:t>
+        <w:t>File: backend/app/data/REACTprompts.csv → notification_service._load_catalog() Status: DONE 2026-09-07 — catalog now loads Eliana's finalized message bank (30 rows: 26 coping + 4 active-control, real IRB numbering, Trigger/Technique/Length/Context columns). Root cause found 2026-08-25: the old CSV's Telemetry/Survey 'Trigger Condition' field was an engineering label, never a delivery rule, and was never part of IRB approval.</w:t>
       </w:r>
     </w:p>
     <w:p>
@@ -596,7 +596,7 @@
     <w:p>
       <w:pPr/>
       <w:r>
-        <w:t>When unblocked: swap notification_service._load_catalog()'s source to Eliana's reconciled file, wire emotional-state eligibility matching in select_prompt(), and point notification_service._CONTROL_CATALOG at her C001-C004 entries. Still needed from Eliana: the remaining 22 messages (outside Urge/craving) confirmed as general-purpose or not, the celebration-tagging structure (same P027/P029 pair under a different gate, or a separate set — open question for Dr. Chang, since it's a study-design call not a content one), and the C001-C004 active-control rows, same status columns as the rest. Gate conservatively — exclude — for any message ID not yet mapped. Section 11 override also broadened 2026-08-25 — consent form's distress-response promise isn't limited to baseline items, so momentary B-item check-ins need a trigger too, drafted with Eliana and signed off by Dr. Chang before it goes live. See the new 'Prompt Feedback (C0) &amp; Message-Arm Randomization' entry below for what's already built.</w:t>
+        <w:t>Emotional-state routing: DONE 2026-09-08, full routing path. select_prompt() matches a check-in's answers against ROUTING_TRIGGER_RULES (app/ema_catalog.py, cutoffs confirmed by Dr. Chang 2026-09-07), draws category-first-then-within, excludes each participant's last 5 delivered prompts, and redraws among remaining matched categories when the drawn one is exhausted (never skips the exclusion, per Dr. Chang 2026-09-08). Falls through to a general pool when nothing matched or all matched categories are exhausted, and to P020 specifically when B6_drink_count crosses the NIAAA daily limit (gender-specific: &gt;3 women, &gt;4 men — 'other' defaults to the lower threshold, an interim choice not yet confirmed). HARD GATE per Dr. Chang 2026-09-08 (Papers/REACT_Routing_Rules_v1.1_2026-09-08.docx §7): the general pool is currently 4 obviously-fake placeholder IDs (notification_service._GENERAL_FALLBACK_IDS) — Eliana delivers the real curated list by Wed 2026-09-09, and that block must be deleted (not commented out) and replaced by Thu 2026-09-10, before any participant enrolls. Still needed from Eliana: the remaining 22 messages (general-purpose or not) and the celebration-tagging question (she's raising that directly with Dr. Chang). Section 11 override also broadened 2026-08-25 — still not started, momentary version blocked on the myIRB measures table cutoffs.</w:t>
       </w:r>
     </w:p>
     <w:p>
@@ -1656,6 +1656,90 @@
     </w:p>
     <w:p>
       <w:pPr>
+        <w:pStyle w:val="Heading2"/>
+      </w:pPr>
+      <w:r>
+        <w:t>Emotional-State Message Routing, Matched-Category Path (2026-09-07)</w:t>
+      </w:r>
+    </w:p>
+    <w:p>
+      <w:pPr/>
+      <w:r>
+        <w:t>Files changed: app/ema_catalog.py, app/models.py, app/notification_service.py, app/tasks.py, app/serializers.py, app/data/REACTprompts.csv (replaced), app/tests.py, migration 0043. Not yet committed. Test count: 236, all passing.</w:t>
+      </w:r>
+    </w:p>
+    <w:p>
+      <w:pPr>
+        <w:pStyle w:val="ListBullet"/>
+      </w:pPr>
+      <w:r>
+        <w:t>Catalog swap — backend/app/data/REACTprompts.csv now IS Eliana's finalized message bank (30 rows), not the old mismatched-ID CSV. notification_service._load_catalog() rewritten for the new schema (Trigger/Technique/Length/Context).</w:t>
+      </w:r>
+    </w:p>
+    <w:p>
+      <w:pPr>
+        <w:pStyle w:val="ListBullet"/>
+      </w:pPr>
+      <w:r>
+        <w:t>select_prompt() rewritten — matches the triggering check-in's B-item answers against ROUTING_TRIGGER_RULES, category-first-then-within-category selection, last-5-prompt exclusion. select_control_prompt() now draws from the real C001-C004 catalog instead of an empty placeholder.</w:t>
+      </w:r>
+    </w:p>
+    <w:p>
+      <w:pPr>
+        <w:pStyle w:val="ListBullet"/>
+      </w:pPr>
+      <w:r>
+        <w:t>New JITAILog fields for full routing audit (evaluated_items, matched_categories, category_drawn, fallback_reason), confirmed by Dr. Chang 2026-09-07 — logged at every eligible decision point, not just ones that send.</w:t>
+      </w:r>
+    </w:p>
+    <w:p>
+      <w:pPr>
+        <w:pStyle w:val="ListBullet"/>
+      </w:pPr>
+      <w:r>
+        <w:t>Two edge cases intentionally left fail-closed pending Dr. Chang's answer (emailed 2026-09-07): no-match fallback (Eliana's general pool doesn't exist yet) and category exhaustion (Low mood/withdrawal's single message vs. the last-5 exclusion rule). Both are covered by tests asserting the fail-closed behavior, not the eventual real behavior.</w:t>
+      </w:r>
+    </w:p>
+    <w:p>
+      <w:pPr>
+        <w:pStyle w:val="Heading2"/>
+      </w:pPr>
+      <w:r>
+        <w:t>Fallback Routing &amp; Alcohol Severity Override (2026-09-08)</w:t>
+      </w:r>
+    </w:p>
+    <w:p>
+      <w:pPr/>
+      <w:r>
+        <w:t>Files changed: app/notification_service.py, app/tests.py. Not yet committed. Test count: 240, all passing.</w:t>
+      </w:r>
+    </w:p>
+    <w:p>
+      <w:pPr>
+        <w:pStyle w:val="ListBullet"/>
+      </w:pPr>
+      <w:r>
+        <w:t>Category-exhaustion redraw — resolved by Dr. Chang 2026-09-08. When the drawn category has nothing eligible after the last-5 exclusion, select_prompt() redraws among the remaining matched categories instead of failing closed. The exclusion is never skipped, even for Low mood/withdrawal's single message (P017) — that repetition is exactly what the rule exists to prevent, and it's not permanent (P017 re-enters the draw after 5 other deliveries).</w:t>
+      </w:r>
+    </w:p>
+    <w:p>
+      <w:pPr>
+        <w:pStyle w:val="ListBullet"/>
+      </w:pPr>
+      <w:r>
+        <w:t>General fallback pool wired, backed by an explicit placeholder — _GENERAL_FALLBACK_IDS is 4 fake IDs ('PLACEHOLDER_GENERAL_1' etc.) that don't exist in the mobile app's local template store, so they render as nothing rather than wrong content if this ships before Eliana's real list lands. This is a hard gate, not a nice-to-have — see the TODO entry above and Papers/REACT_Routing_Rules_v1.1_2026-09-08.docx §7.</w:t>
+      </w:r>
+    </w:p>
+    <w:p>
+      <w:pPr>
+        <w:pStyle w:val="ListBullet"/>
+      </w:pPr>
+      <w:r>
+        <w:t>Alcohol severity override — routes to P020 specifically when B6_drink_count crosses the gender-specific NIAAA daily limit, logged as fallback_reason='closest_fit'. Takes priority over normal category routing (someone past the limit won't engage with a reflective prompt). Falls through to normal routing if P020 was itself in the last-5 exclusion list — that specific interaction wasn't addressed in Dr. Chang's ruling.</w:t>
+      </w:r>
+    </w:p>
+    <w:p>
+      <w:pPr>
         <w:pStyle w:val="Heading1"/>
       </w:pPr>
       <w:r>

--- a/Resources/TODO.docx
+++ b/Resources/TODO.docx
@@ -12,7 +12,7 @@
     </w:p>
     <w:p>
       <w:r>
-        <w:t>Last updated: 2026-09-08 Author: Dustin Nguyen — SMASH Research Lab, UF</w:t>
+        <w:t>Last updated: 2026-09-09 Author: Dustin Nguyen — SMASH Research Lab, UF</w:t>
       </w:r>
     </w:p>
     <w:p/>
@@ -596,7 +596,7 @@
     <w:p>
       <w:pPr/>
       <w:r>
-        <w:t>Emotional-state routing: DONE 2026-09-08, full routing path. select_prompt() matches a check-in's answers against ROUTING_TRIGGER_RULES (app/ema_catalog.py, cutoffs confirmed by Dr. Chang 2026-09-07), draws category-first-then-within, excludes each participant's last 5 delivered prompts, and redraws among remaining matched categories when the drawn one is exhausted (never skips the exclusion, per Dr. Chang 2026-09-08). Falls through to a general pool when nothing matched or all matched categories are exhausted, and to P020 specifically when B6_drink_count crosses the NIAAA daily limit (gender-specific: &gt;3 women, &gt;4 men — 'other' defaults to the lower threshold, an interim choice not yet confirmed). HARD GATE per Dr. Chang 2026-09-08 (Papers/REACT_Routing_Rules_v1.1_2026-09-08.docx §7): the general pool is currently 4 obviously-fake placeholder IDs (notification_service._GENERAL_FALLBACK_IDS) — Eliana delivers the real curated list by Wed 2026-09-09, and that block must be deleted (not commented out) and replaced by Thu 2026-09-10, before any participant enrolls. Still needed from Eliana: the remaining 22 messages (general-purpose or not) and the celebration-tagging question (she's raising that directly with Dr. Chang). Section 11 override also broadened 2026-08-25 — still not started, momentary version blocked on the myIRB measures table cutoffs.</w:t>
+        <w:t>Emotional-state routing: DONE 2026-09-09, gate closed. select_prompt() matches a check-in's answers against ROUTING_TRIGGER_RULES (app/ema_catalog.py, cutoffs confirmed by Dr. Chang 2026-09-07), draws category-first-then-within, excludes each participant's last 5 delivered prompts, redraws among remaining matched categories when the drawn one is exhausted, and falls through to the real general pool (P014, P016, P019, P021, P024 — Eliana's curated list, delivered 2026-09-09) when nothing matched or all matched categories are exhausted. Routes to P020 specifically when B6_drink_count crosses the gender-specific NIAAA daily limit. Celebration resolved 2026-09-09: no approved content exists for that state in this bank — documented as a message-bank finding for the prompt library paper, not routed around. Open, unconfirmed: 'other' gender defaults to the lower alcohol threshold as an interim choice, never sent to Dr. Chang for sign-off. Section 11 override also broadened 2026-08-25 — still not started, momentary version blocked on the myIRB measures table cutoffs.</w:t>
       </w:r>
     </w:p>
     <w:p>
@@ -1727,7 +1727,7 @@
         <w:pStyle w:val="ListBullet"/>
       </w:pPr>
       <w:r>
-        <w:t>General fallback pool wired, backed by an explicit placeholder — _GENERAL_FALLBACK_IDS is 4 fake IDs ('PLACEHOLDER_GENERAL_1' etc.) that don't exist in the mobile app's local template store, so they render as nothing rather than wrong content if this ships before Eliana's real list lands. This is a hard gate, not a nice-to-have — see the TODO entry above and Papers/REACT_Routing_Rules_v1.1_2026-09-08.docx §7.</w:t>
+        <w:t>General fallback pool wired to Eliana's real curated list (P014, P016, P019, P021, P024), delivered and closed 2026-09-09. The placeholder block (notification_service._GENERAL_FALLBACK_IDS = 'PLACEHOLDER_GENERAL_1' etc.) was deleted, not commented out, per the hard gate in Papers/REACT_Routing_Rules_v1.2_2026-09-09.docx §7.</w:t>
       </w:r>
     </w:p>
     <w:p>
